--- a/zaini_case_audit_output/outputs/word/documents/092_مرفق 4 ـ مذكرة أبو راشد ـ 28-01-1443.docx
+++ b/zaini_case_audit_output/outputs/word/documents/092_مرفق 4 ـ مذكرة أبو راشد ـ 28-01-1443.docx
@@ -51,6 +51,20 @@
           <w:i/>
         </w:rPr>
         <w:t>[مخرج آلي / Script Output - سماوي]  [مخرج آلي يحتاج مراجعة بشرية - وردي]</w:t>
+      </w:r>
+    </w:p>
+    <w:p>
+      <w:pPr>
+        <w:jc w:val="right"/>
+        <w:bidi/>
+      </w:pPr>
+      <w:r>
+        <w:rPr>
+          <w:b w:val="0"/>
+          <w:i/>
+          <w:color w:val="C00000"/>
+        </w:rPr>
+        <w:t>[نص ممسوح OCR صُحِّح ترتيبه آلياً — قد يحتوي أخطاء طفيفة]</w:t>
       </w:r>
     </w:p>
     <w:p/>
@@ -142,7 +156,7 @@
           <w:b w:val="0"/>
           <w:i w:val="0"/>
         </w:rPr>
-        <w:t>مكتب المحامي</w:t>
+        <w:t>يماحملا بتكم</w:t>
       </w:r>
     </w:p>
     <w:p>
@@ -155,7 +169,7 @@
           <w:b w:val="0"/>
           <w:i w:val="0"/>
         </w:rPr>
-        <w:t>خالد سامي أبو راشد</w:t>
+        <w:t>دشار وبأ يماس دلاخ</w:t>
       </w:r>
     </w:p>
     <w:p>
@@ -168,7 +182,7 @@
           <w:b w:val="0"/>
           <w:i w:val="0"/>
         </w:rPr>
-        <w:t>للإستشارات القانونية والمحاماة ترخيص رقم (٢٣/١٤٠) وزارة العدل الرقم الضريبي: ٣١٠٠٤١٤٩٩٤٠٠٠٠٣</w:t>
+        <w:t>٣١٠٠٤١٤٩٩٤٠٠٠٠٣ :يبيرضلا مقرلا لدعلا ةرازو (٢٣/١٤٠) مقر صيخرت ةاماحملاو ةينوناقلا تاراشتسإلل</w:t>
       </w:r>
     </w:p>
     <w:p>
@@ -220,7 +234,7 @@
           <w:b w:val="0"/>
           <w:i w:val="0"/>
         </w:rPr>
-        <w:t>سعادة الأستاذ / أحمد بن أسامة زيني - المدير العام ( القضايا الشخصية )</w:t>
+        <w:t>( ةيصخشلا اياضقلا ) ماعلا ريدملا - ينيز ةماسأ نب دمحأ / ذاتسألا ةداعس</w:t>
       </w:r>
     </w:p>
     <w:p>
@@ -259,7 +273,7 @@
           <w:b w:val="0"/>
           <w:i w:val="0"/>
         </w:rPr>
-        <w:t>الموافق</w:t>
+        <w:t>قفاوملا</w:t>
       </w:r>
     </w:p>
     <w:p>
@@ -324,7 +338,7 @@
           <w:b w:val="0"/>
           <w:i w:val="0"/>
         </w:rPr>
-        <w:t>.. صورة لسعادة المستشار القانوني | الأستاذ / طاهر خير الدين - مدير الإدارة القانونية حفظه الله</w:t>
+        <w:t>هللا هظفح ةينوناقلا ةرادإلا ريدم - نيدلا ريخ رهاط / ذاتسألا | ينوناقلا راشتسملا ةداعسل ةروص ..</w:t>
       </w:r>
     </w:p>
     <w:p>
@@ -337,7 +351,7 @@
           <w:b w:val="0"/>
           <w:i w:val="0"/>
         </w:rPr>
-        <w:t>.. صورة لسعادة الأستاذ / أنور با حميشان - مساعد المدير للشؤون القانونية</w:t>
+        <w:t>ةينوناقلا نوؤشلل ريدملا دعاسم - ناشيمح اب رونأ / ذاتسألا ةداعسل ةروص ..</w:t>
       </w:r>
     </w:p>
     <w:p>
@@ -389,7 +403,7 @@
           <w:b w:val="0"/>
           <w:i w:val="0"/>
         </w:rPr>
-        <w:t>الموضوع : المذكرة الجوابية المقدمة للدائرة التجارية الأولى بالمحكمة التجارية بجدة في الدعوى المقامة من</w:t>
+        <w:t>نم ةماقملا ىوعدلا يف ةدجب ةيراجتلا ةمكحملاب ىلوألا ةيراجتلا ةرئادلل ةمدقملا ةيباوجلا ةركذملا : عوضوملا</w:t>
       </w:r>
     </w:p>
     <w:p>
@@ -441,7 +455,7 @@
           <w:b w:val="0"/>
           <w:i w:val="0"/>
         </w:rPr>
-        <w:t>الطلاب ، لذا نأمل التكرم بالعلم والاحاطة</w:t>
+        <w:t>ةطاحالاو ملعلاب مركتلا لمأن اذل ، بالطلا</w:t>
       </w:r>
     </w:p>
     <w:p>
@@ -493,7 +507,7 @@
           <w:b w:val="0"/>
           <w:i w:val="0"/>
         </w:rPr>
-        <w:t>المحامي</w:t>
+        <w:t>يماحملا</w:t>
       </w:r>
     </w:p>
     <w:p>
@@ -506,7 +520,7 @@
           <w:b w:val="0"/>
           <w:i w:val="0"/>
         </w:rPr>
-        <w:t>خالد سـ امي أبو راشـــــد</w:t>
+        <w:t>دـــــشار وبأ يما ـس دلاخ</w:t>
       </w:r>
     </w:p>
     <w:p>
@@ -532,7 +546,7 @@
           <w:b w:val="0"/>
           <w:i w:val="0"/>
         </w:rPr>
-        <w:t>عضو معهد المحكمين الدوليين بلندن - محكم معتمد لدى مركز التحكيم لدول مجلس التعاون الخليجي محكم معتمد لدى وزارة العدل السعودية - أستاذ متعاون بجامعة الملك عبد العزيز (سابقاً) المملكة العربية السعودية - جدة - شارع صفية بنت عبد المطلب - هاتف: ٦٥٥٤٧٧٧ / ٦٥٥٠٣٠٣ - فاكس : ٦٥٥٠٧٠٧ - ص.ب ٤٠٥٩٨ جدة ٢١٥١١</w:t>
+        <w:t>٢١٥١١ ةدج ٤٠٥٩٨ ب.ص - ٦٥٥٠٧٠٧ : سكاف - ٦٥٥٠٣٠٣ / ٦٥٥٤٧٧٧ :فتاه - بلطملا دبع تنب ةيفص عراش - ةدج - ةيدوعسلا ةيبرعلا ةكلمملا (ًاقباس) زيزعلا دبع كلملا ةعماجب نواعتم ذاتسأ - ةيدوعسلا لدعلا ةرازو ىدل دمتعم مكحم يجيلخلا نواعتلا سلجم لودل ميكحتلا زكرم ىدل دمتعم مكحم - ندنلب نييلودلا نيمكحملا دهعم وضع</w:t>
       </w:r>
     </w:p>
     <w:p>
@@ -610,7 +624,7 @@
           <w:b w:val="0"/>
           <w:i w:val="0"/>
         </w:rPr>
-        <w:t>طلبات الخبرة</w:t>
+        <w:t>ةربخلا تابلط</w:t>
       </w:r>
     </w:p>
     <w:p>
@@ -623,7 +637,7 @@
           <w:b w:val="0"/>
           <w:i w:val="0"/>
         </w:rPr>
-        <w:t>الأحكام</w:t>
+        <w:t>ماكحألا</w:t>
       </w:r>
     </w:p>
     <w:p>
@@ -636,7 +650,7 @@
           <w:b w:val="0"/>
           <w:i w:val="0"/>
         </w:rPr>
-        <w:t>الطلبات (1)</w:t>
+        <w:t>(1) تابلطلا</w:t>
       </w:r>
     </w:p>
     <w:p>
@@ -662,7 +676,7 @@
           <w:b w:val="0"/>
           <w:i w:val="0"/>
         </w:rPr>
-        <w:t>جميع الخدمات الإلكترونية</w:t>
+        <w:t>ةينورتكلإلا تامدخلا عيمج</w:t>
       </w:r>
     </w:p>
     <w:p>
@@ -675,7 +689,7 @@
           <w:b w:val="0"/>
           <w:i w:val="0"/>
         </w:rPr>
-        <w:t>حايل المرخصين</w:t>
+        <w:t>نيصخرملا لياح</w:t>
       </w:r>
     </w:p>
     <w:p>
@@ -714,7 +728,7 @@
           <w:b w:val="0"/>
           <w:i w:val="0"/>
         </w:rPr>
-        <w:t>نوع الطلب</w:t>
+        <w:t>بلطلا عون</w:t>
       </w:r>
     </w:p>
     <w:p>
@@ -740,7 +754,7 @@
           <w:b w:val="0"/>
           <w:i w:val="0"/>
         </w:rPr>
-        <w:t>القرارات</w:t>
+        <w:t>تارارقلا</w:t>
       </w:r>
     </w:p>
     <w:p>
@@ -844,7 +858,7 @@
           <w:b w:val="0"/>
           <w:i w:val="0"/>
         </w:rPr>
-        <w:t>الشروط والحكام جميع الحقوق محفوظة © 2021</w:t>
+        <w:t>2021 © ةظوفحم قوقحلا عيمج ماكحلاو طورشلا</w:t>
       </w:r>
     </w:p>
     <w:p>

--- a/zaini_case_audit_output/outputs/word/documents/092_مرفق 4 ـ مذكرة أبو راشد ـ 28-01-1443.docx
+++ b/zaini_case_audit_output/outputs/word/documents/092_مرفق 4 ـ مذكرة أبو راشد ـ 28-01-1443.docx
@@ -70,14 +70,13 @@
     <w:p/>
     <w:p>
       <w:pPr>
+        <w:pStyle w:val="Heading2"/>
         <w:jc w:val="right"/>
         <w:bidi/>
       </w:pPr>
       <w:r>
-        <w:rPr>
-          <w:b w:val="0"/>
-          <w:i w:val="0"/>
-        </w:rPr>
+        <w:t>[نص الضبط / الحكم — المتن الفعلي] ===</w:t>
+        <w:br/>
         <w:t>ريماني.</w:t>
       </w:r>
     </w:p>
@@ -343,27 +342,25 @@
     </w:p>
     <w:p>
       <w:pPr>
+        <w:pStyle w:val="Heading2"/>
         <w:jc w:val="right"/>
         <w:bidi/>
       </w:pPr>
       <w:r>
-        <w:rPr>
-          <w:b w:val="0"/>
-          <w:i w:val="0"/>
-        </w:rPr>
+        <w:t>[بيانات الأطراف: المدعي / المدعى عليه / الحاضرون] ===</w:t>
+        <w:br/>
         <w:t>ةينوناقلا نوؤشلل ريدملا دعاسم - ناشيمح اب رونأ / ذاتسألا ةداعسل ةروص ..</w:t>
       </w:r>
     </w:p>
     <w:p>
       <w:pPr>
+        <w:pStyle w:val="Heading2"/>
         <w:jc w:val="right"/>
         <w:bidi/>
       </w:pPr>
       <w:r>
-        <w:rPr>
-          <w:b w:val="0"/>
-          <w:i w:val="0"/>
-        </w:rPr>
+        <w:t>[نص الضبط / الحكم — المتن الفعلي] ===</w:t>
+        <w:br/>
         <w:t>السلام عليكم ورحمة الله تعالى وبركاته</w:t>
       </w:r>
     </w:p>
@@ -434,27 +431,25 @@
     </w:p>
     <w:p>
       <w:pPr>
+        <w:pStyle w:val="Heading2"/>
         <w:jc w:val="right"/>
         <w:bidi/>
       </w:pPr>
       <w:r>
-        <w:rPr>
-          <w:b w:val="0"/>
-          <w:i w:val="0"/>
-        </w:rPr>
+        <w:t>[ترويسة / كليشة وزارة العدل — معلومات رسمية متكررة] ===</w:t>
+        <w:br/>
         <w:t>المشار إليها وذلك عبر الموقع الإلكتروني لوزارة العدل بتاريخ ۲۰۲۱/۰۹/۰۲م (مرفق صورة</w:t>
       </w:r>
     </w:p>
     <w:p>
       <w:pPr>
+        <w:pStyle w:val="Heading2"/>
         <w:jc w:val="right"/>
         <w:bidi/>
       </w:pPr>
       <w:r>
-        <w:rPr>
-          <w:b w:val="0"/>
-          <w:i w:val="0"/>
-        </w:rPr>
+        <w:t>[نص الضبط / الحكم — المتن الفعلي] ===</w:t>
+        <w:br/>
         <w:t>ةطاحالاو ملعلاب مركتلا لمأن اذل ، بالطلا</w:t>
       </w:r>
     </w:p>
@@ -564,27 +559,25 @@
     </w:p>
     <w:p>
       <w:pPr>
+        <w:pStyle w:val="Heading2"/>
         <w:jc w:val="right"/>
         <w:bidi/>
       </w:pPr>
       <w:r>
-        <w:rPr>
-          <w:b w:val="0"/>
-          <w:i w:val="0"/>
-        </w:rPr>
+        <w:t>[ترويسة / كليشة وزارة العدل — معلومات رسمية متكررة] ===</w:t>
+        <w:br/>
         <w:t>E-mail: info@aburashed.org - www.aburashed.org</w:t>
       </w:r>
     </w:p>
     <w:p>
       <w:pPr>
+        <w:pStyle w:val="Heading2"/>
         <w:jc w:val="right"/>
         <w:bidi/>
       </w:pPr>
       <w:r>
-        <w:rPr>
-          <w:b w:val="0"/>
-          <w:i w:val="0"/>
-        </w:rPr>
+        <w:t>[نص الضبط / الحكم — المتن الفعلي] ===</w:t>
+        <w:br/>
         <w:t>^</w:t>
       </w:r>
     </w:p>
@@ -824,27 +817,25 @@
     </w:p>
     <w:p>
       <w:pPr>
+        <w:pStyle w:val="Heading2"/>
         <w:jc w:val="right"/>
         <w:bidi/>
       </w:pPr>
       <w:r>
-        <w:rPr>
-          <w:b w:val="0"/>
-          <w:i w:val="0"/>
-        </w:rPr>
+        <w:t>[ترويسة / كليشة وزارة العدل — معلومات رسمية متكررة] ===</w:t>
+        <w:br/>
         <w:t>1950@mai.gov.sa</w:t>
       </w:r>
     </w:p>
     <w:p>
       <w:pPr>
+        <w:pStyle w:val="Heading2"/>
         <w:jc w:val="right"/>
         <w:bidi/>
       </w:pPr>
       <w:r>
-        <w:rPr>
-          <w:b w:val="0"/>
-          <w:i w:val="0"/>
-        </w:rPr>
+        <w:t>[نص الضبط / الحكم — المتن الفعلي] ===</w:t>
+        <w:br/>
         <w:t>1950</w:t>
       </w:r>
     </w:p>
@@ -863,27 +854,25 @@
     </w:p>
     <w:p>
       <w:pPr>
+        <w:pStyle w:val="Heading2"/>
         <w:jc w:val="right"/>
         <w:bidi/>
       </w:pPr>
       <w:r>
-        <w:rPr>
-          <w:b w:val="0"/>
-          <w:i w:val="0"/>
-        </w:rPr>
+        <w:t>[ترويسة / كليشة وزارة العدل — معلومات رسمية متكررة] ===</w:t>
+        <w:br/>
         <w:t>وزارة العدل</w:t>
       </w:r>
     </w:p>
     <w:p>
       <w:pPr>
+        <w:pStyle w:val="Heading2"/>
         <w:jc w:val="right"/>
         <w:bidi/>
       </w:pPr>
       <w:r>
-        <w:rPr>
-          <w:b w:val="0"/>
-          <w:i w:val="0"/>
-        </w:rPr>
+        <w:t>[نص الضبط / الحكم — المتن الفعلي] ===</w:t>
+        <w:br/>
         <w:t>نص الحكم</w:t>
       </w:r>
     </w:p>

--- a/zaini_case_audit_output/outputs/word/documents/092_مرفق 4 ـ مذكرة أبو راشد ـ 28-01-1443.docx
+++ b/zaini_case_audit_output/outputs/word/documents/092_مرفق 4 ـ مذكرة أبو راشد ـ 28-01-1443.docx
@@ -155,7 +155,7 @@
           <w:b w:val="0"/>
           <w:i w:val="0"/>
         </w:rPr>
-        <w:t>يماحملا بتكم</w:t>
+        <w:t>مكتب المحامي</w:t>
       </w:r>
     </w:p>
     <w:p>

--- a/zaini_case_audit_output/outputs/word/documents/092_مرفق 4 ـ مذكرة أبو راشد ـ 28-01-1443.docx
+++ b/zaini_case_audit_output/outputs/word/documents/092_مرفق 4 ـ مذكرة أبو راشد ـ 28-01-1443.docx
@@ -75,7 +75,7 @@
         <w:bidi/>
       </w:pPr>
       <w:r>
-        <w:t>[نص الضبط / الحكم — المتن الفعلي] ===</w:t>
+        <w:t>[المتن الفعلي: الوقائع / الأسباب / المنطوق] ===</w:t>
         <w:br/>
         <w:t>ريماني.</w:t>
       </w:r>
@@ -316,27 +316,25 @@
     </w:p>
     <w:p>
       <w:pPr>
+        <w:pStyle w:val="Heading2"/>
         <w:jc w:val="right"/>
         <w:bidi/>
       </w:pPr>
       <w:r>
-        <w:rPr>
-          <w:b w:val="0"/>
-          <w:i w:val="0"/>
-        </w:rPr>
+        <w:t>[المُرسَل إليه / المخاطَب والتحية] ===</w:t>
+        <w:br/>
         <w:t>حفظه الله</w:t>
       </w:r>
     </w:p>
     <w:p>
       <w:pPr>
+        <w:pStyle w:val="Heading2"/>
         <w:jc w:val="right"/>
         <w:bidi/>
       </w:pPr>
       <w:r>
-        <w:rPr>
-          <w:b w:val="0"/>
-          <w:i w:val="0"/>
-        </w:rPr>
+        <w:t>[المتن الفعلي: الوقائع / الأسباب / المنطوق] ===</w:t>
+        <w:br/>
         <w:t>هللا هظفح ةينوناقلا ةرادإلا ريدم - نيدلا ريخ رهاط / ذاتسألا | ينوناقلا راشتسملا ةداعسل ةروص ..</w:t>
       </w:r>
     </w:p>
@@ -359,7 +357,7 @@
         <w:bidi/>
       </w:pPr>
       <w:r>
-        <w:t>[نص الضبط / الحكم — المتن الفعلي] ===</w:t>
+        <w:t>[المتن الفعلي: الوقائع / الأسباب / المنطوق] ===</w:t>
         <w:br/>
         <w:t>السلام عليكم ورحمة الله تعالى وبركاته</w:t>
       </w:r>
@@ -379,27 +377,25 @@
     </w:p>
     <w:p>
       <w:pPr>
+        <w:pStyle w:val="Heading2"/>
         <w:jc w:val="right"/>
         <w:bidi/>
       </w:pPr>
       <w:r>
-        <w:rPr>
-          <w:b w:val="0"/>
-          <w:i w:val="0"/>
-        </w:rPr>
+        <w:t>[المُرسَل إليه / المخاطَب والتحية] ===</w:t>
+        <w:br/>
         <w:t>حفظه الله</w:t>
       </w:r>
     </w:p>
     <w:p>
       <w:pPr>
+        <w:pStyle w:val="Heading2"/>
         <w:jc w:val="right"/>
         <w:bidi/>
       </w:pPr>
       <w:r>
-        <w:rPr>
-          <w:b w:val="0"/>
-          <w:i w:val="0"/>
-        </w:rPr>
+        <w:t>[المتن الفعلي: الوقائع / الأسباب / المنطوق] ===</w:t>
+        <w:br/>
         <w:t>نم ةماقملا ىوعدلا يف ةدجب ةيراجتلا ةمكحملاب ىلوألا ةيراجتلا ةرئادلل ةمدقملا ةيباوجلا ةركذملا : عوضوملا</w:t>
       </w:r>
     </w:p>
@@ -436,7 +432,7 @@
         <w:bidi/>
       </w:pPr>
       <w:r>
-        <w:t>[ترويسة / كليشة وزارة العدل — معلومات رسمية متكررة] ===</w:t>
+        <w:t>[ترويسة / كليشة رسمية — معلومات متكررة] ===</w:t>
         <w:br/>
         <w:t>المشار إليها وذلك عبر الموقع الإلكتروني لوزارة العدل بتاريخ ۲۰۲۱/۰۹/۰۲م (مرفق صورة</w:t>
       </w:r>
@@ -448,7 +444,7 @@
         <w:bidi/>
       </w:pPr>
       <w:r>
-        <w:t>[نص الضبط / الحكم — المتن الفعلي] ===</w:t>
+        <w:t>[المتن الفعلي: الوقائع / الأسباب / المنطوق] ===</w:t>
         <w:br/>
         <w:t>ةطاحالاو ملعلاب مركتلا لمأن اذل ، بالطلا</w:t>
       </w:r>
@@ -564,7 +560,7 @@
         <w:bidi/>
       </w:pPr>
       <w:r>
-        <w:t>[ترويسة / كليشة وزارة العدل — معلومات رسمية متكررة] ===</w:t>
+        <w:t>[ترويسة / كليشة رسمية — معلومات متكررة] ===</w:t>
         <w:br/>
         <w:t>E-mail: info@aburashed.org - www.aburashed.org</w:t>
       </w:r>
@@ -576,7 +572,7 @@
         <w:bidi/>
       </w:pPr>
       <w:r>
-        <w:t>[نص الضبط / الحكم — المتن الفعلي] ===</w:t>
+        <w:t>[المتن الفعلي: الوقائع / الأسباب / المنطوق] ===</w:t>
         <w:br/>
         <w:t>^</w:t>
       </w:r>
@@ -822,7 +818,7 @@
         <w:bidi/>
       </w:pPr>
       <w:r>
-        <w:t>[ترويسة / كليشة وزارة العدل — معلومات رسمية متكررة] ===</w:t>
+        <w:t>[ترويسة / كليشة رسمية — معلومات متكررة] ===</w:t>
         <w:br/>
         <w:t>1950@mai.gov.sa</w:t>
       </w:r>
@@ -834,7 +830,7 @@
         <w:bidi/>
       </w:pPr>
       <w:r>
-        <w:t>[نص الضبط / الحكم — المتن الفعلي] ===</w:t>
+        <w:t>[المتن الفعلي: الوقائع / الأسباب / المنطوق] ===</w:t>
         <w:br/>
         <w:t>1950</w:t>
       </w:r>
@@ -859,7 +855,7 @@
         <w:bidi/>
       </w:pPr>
       <w:r>
-        <w:t>[ترويسة / كليشة وزارة العدل — معلومات رسمية متكررة] ===</w:t>
+        <w:t>[ترويسة / كليشة رسمية — معلومات متكررة] ===</w:t>
         <w:br/>
         <w:t>وزارة العدل</w:t>
       </w:r>
@@ -871,7 +867,7 @@
         <w:bidi/>
       </w:pPr>
       <w:r>
-        <w:t>[نص الضبط / الحكم — المتن الفعلي] ===</w:t>
+        <w:t>[المتن الفعلي: الوقائع / الأسباب / المنطوق] ===</w:t>
         <w:br/>
         <w:t>نص الحكم</w:t>
       </w:r>

--- a/zaini_case_audit_output/outputs/word/documents/092_مرفق 4 ـ مذكرة أبو راشد ـ 28-01-1443.docx
+++ b/zaini_case_audit_output/outputs/word/documents/092_مرفق 4 ـ مذكرة أبو راشد ـ 28-01-1443.docx
@@ -51,20 +51,6 @@
           <w:i/>
         </w:rPr>
         <w:t>[مخرج آلي / Script Output - سماوي]  [مخرج آلي يحتاج مراجعة بشرية - وردي]</w:t>
-      </w:r>
-    </w:p>
-    <w:p>
-      <w:pPr>
-        <w:jc w:val="right"/>
-        <w:bidi/>
-      </w:pPr>
-      <w:r>
-        <w:rPr>
-          <w:b w:val="0"/>
-          <w:i/>
-          <w:color w:val="C00000"/>
-        </w:rPr>
-        <w:t>[نص ممسوح OCR صُحِّح ترتيبه آلياً — قد يحتوي أخطاء طفيفة]</w:t>
       </w:r>
     </w:p>
     <w:p/>
@@ -168,32 +154,30 @@
           <w:b w:val="0"/>
           <w:i w:val="0"/>
         </w:rPr>
-        <w:t>دشار وبأ يماس دلاخ</w:t>
+        <w:t>خالد سامي أبو راشد</w:t>
       </w:r>
     </w:p>
     <w:p>
       <w:pPr>
+        <w:pStyle w:val="Heading2"/>
         <w:jc w:val="right"/>
         <w:bidi/>
       </w:pPr>
       <w:r>
-        <w:rPr>
-          <w:b w:val="0"/>
-          <w:i w:val="0"/>
-        </w:rPr>
-        <w:t>٣١٠٠٤١٤٩٩٤٠٠٠٠٣ :يبيرضلا مقرلا لدعلا ةرازو (٢٣/١٤٠) مقر صيخرت ةاماحملاو ةينوناقلا تاراشتسإلل</w:t>
+        <w:t>[ترويسة / كليشة رسمية — معلومات متكررة] ===</w:t>
+        <w:br/>
+        <w:t>للإستشارات القانونية والمحاماة ترخيص رقم (٢٣/١٤٠) وزارة العدل الرقم الضريبي: ٣١٠٠٤١٤٩٩٤٠٠٠٠٣</w:t>
       </w:r>
     </w:p>
     <w:p>
       <w:pPr>
+        <w:pStyle w:val="Heading2"/>
         <w:jc w:val="right"/>
         <w:bidi/>
       </w:pPr>
       <w:r>
-        <w:rPr>
-          <w:b w:val="0"/>
-          <w:i w:val="0"/>
-        </w:rPr>
+        <w:t>[المتن الفعلي: الوقائع / الأسباب / المنطوق] ===</w:t>
+        <w:br/>
         <w:t>بسم</w:t>
       </w:r>
     </w:p>
@@ -233,7 +217,7 @@
           <w:b w:val="0"/>
           <w:i w:val="0"/>
         </w:rPr>
-        <w:t>( ةيصخشلا اياضقلا ) ماعلا ريدملا - ينيز ةماسأ نب دمحأ / ذاتسألا ةداعس</w:t>
+        <w:t>سعادة الأستاذ / أحمد بن أسامة زيني - المدير العام ( القضايا الشخصية )</w:t>
       </w:r>
     </w:p>
     <w:p>
@@ -272,7 +256,7 @@
           <w:b w:val="0"/>
           <w:i w:val="0"/>
         </w:rPr>
-        <w:t>قفاوملا</w:t>
+        <w:t>الموافق</w:t>
       </w:r>
     </w:p>
     <w:p>
@@ -328,26 +312,15 @@
     </w:p>
     <w:p>
       <w:pPr>
-        <w:pStyle w:val="Heading2"/>
         <w:jc w:val="right"/>
         <w:bidi/>
       </w:pPr>
       <w:r>
-        <w:t>[المتن الفعلي: الوقائع / الأسباب / المنطوق] ===</w:t>
-        <w:br/>
-        <w:t>هللا هظفح ةينوناقلا ةرادإلا ريدم - نيدلا ريخ رهاط / ذاتسألا | ينوناقلا راشتسملا ةداعسل ةروص ..</w:t>
-      </w:r>
-    </w:p>
-    <w:p>
-      <w:pPr>
-        <w:pStyle w:val="Heading2"/>
-        <w:jc w:val="right"/>
-        <w:bidi/>
-      </w:pPr>
-      <w:r>
-        <w:t>[بيانات الأطراف: المدعي / المدعى عليه / الحاضرون] ===</w:t>
-        <w:br/>
-        <w:t>ةينوناقلا نوؤشلل ريدملا دعاسم - ناشيمح اب رونأ / ذاتسألا ةداعسل ةروص ..</w:t>
+        <w:rPr>
+          <w:b w:val="0"/>
+          <w:i w:val="0"/>
+        </w:rPr>
+        <w:t>.. صورة لسعادة المستشار القانوني | الأستاذ / طاهر خير الدين - مدير الإدارة القانونية حفظه الله</w:t>
       </w:r>
     </w:p>
     <w:p>
@@ -359,6 +332,19 @@
       <w:r>
         <w:t>[المتن الفعلي: الوقائع / الأسباب / المنطوق] ===</w:t>
         <w:br/>
+        <w:t>.. صورة لسعادة الأستاذ / أنور با حميشان - مساعد المدير للشؤون القانونية</w:t>
+      </w:r>
+    </w:p>
+    <w:p>
+      <w:pPr>
+        <w:jc w:val="right"/>
+        <w:bidi/>
+      </w:pPr>
+      <w:r>
+        <w:rPr>
+          <w:b w:val="0"/>
+          <w:i w:val="0"/>
+        </w:rPr>
         <w:t>السلام عليكم ورحمة الله تعالى وبركاته</w:t>
       </w:r>
     </w:p>
@@ -396,7 +382,7 @@
       <w:r>
         <w:t>[المتن الفعلي: الوقائع / الأسباب / المنطوق] ===</w:t>
         <w:br/>
-        <w:t>نم ةماقملا ىوعدلا يف ةدجب ةيراجتلا ةمكحملاب ىلوألا ةيراجتلا ةرئادلل ةمدقملا ةيباوجلا ةركذملا : عوضوملا</w:t>
+        <w:t>الموضوع : المذكرة الجوابية المقدمة للدائرة التجارية الأولى بالمحكمة التجارية بجدة في الدعوى المقامة من</w:t>
       </w:r>
     </w:p>
     <w:p>
@@ -446,7 +432,7 @@
       <w:r>
         <w:t>[المتن الفعلي: الوقائع / الأسباب / المنطوق] ===</w:t>
         <w:br/>
-        <w:t>ةطاحالاو ملعلاب مركتلا لمأن اذل ، بالطلا</w:t>
+        <w:t>الطلاب ، لذا نأمل التكرم بالعلم والاحاطة</w:t>
       </w:r>
     </w:p>
     <w:p>
@@ -498,7 +484,7 @@
           <w:b w:val="0"/>
           <w:i w:val="0"/>
         </w:rPr>
-        <w:t>يماحملا</w:t>
+        <w:t>المحامي</w:t>
       </w:r>
     </w:p>
     <w:p>
@@ -511,7 +497,7 @@
           <w:b w:val="0"/>
           <w:i w:val="0"/>
         </w:rPr>
-        <w:t>دـــــشار وبأ يما ـس دلاخ</w:t>
+        <w:t>خالد سـ امي أبو راشـــــد</w:t>
       </w:r>
     </w:p>
     <w:p>
@@ -529,27 +515,25 @@
     </w:p>
     <w:p>
       <w:pPr>
+        <w:pStyle w:val="Heading2"/>
         <w:jc w:val="right"/>
         <w:bidi/>
       </w:pPr>
       <w:r>
-        <w:rPr>
-          <w:b w:val="0"/>
-          <w:i w:val="0"/>
-        </w:rPr>
-        <w:t>٢١٥١١ ةدج ٤٠٥٩٨ ب.ص - ٦٥٥٠٧٠٧ : سكاف - ٦٥٥٠٣٠٣ / ٦٥٥٤٧٧٧ :فتاه - بلطملا دبع تنب ةيفص عراش - ةدج - ةيدوعسلا ةيبرعلا ةكلمملا (ًاقباس) زيزعلا دبع كلملا ةعماجب نواعتم ذاتسأ - ةيدوعسلا لدعلا ةرازو ىدل دمتعم مكحم يجيلخلا نواعتلا سلجم لودل ميكحتلا زكرم ىدل دمتعم مكحم - ندنلب نييلودلا نيمكحملا دهعم وضع</w:t>
+        <w:t>[ترويسة / كليشة رسمية — معلومات متكررة] ===</w:t>
+        <w:br/>
+        <w:t>عضو معهد المحكمين الدوليين بلندن - محكم معتمد لدى مركز التحكيم لدول مجلس التعاون الخليجي محكم معتمد لدى وزارة العدل السعودية - أستاذ متعاون بجامعة الملك عبد العزيز (سابقاً) المملكة العربية السعودية - جدة - شارع صفية بنت عبد المطلب - هاتف: ٦٥٥٤٧٧٧ / ٦٥٥٠٣٠٣ - فاكس : ٦٥٥٠٧٠٧ - ص.ب ٤٠٥٩٨ جدة ٢١٥١١</w:t>
       </w:r>
     </w:p>
     <w:p>
       <w:pPr>
+        <w:pStyle w:val="Heading2"/>
         <w:jc w:val="right"/>
         <w:bidi/>
       </w:pPr>
       <w:r>
-        <w:rPr>
-          <w:b w:val="0"/>
-          <w:i w:val="0"/>
-        </w:rPr>
+        <w:t>[المتن الفعلي: الوقائع / الأسباب / المنطوق] ===</w:t>
+        <w:br/>
         <w:t>K.S.A - Jeddah, Safia Bint Abdulmutalib Street - Tel.: 6554777 / 6550303 - Fax: 6550707 - P.O.Box: 40598 Jeddah 21511</w:t>
       </w:r>
     </w:p>
@@ -613,7 +597,7 @@
           <w:b w:val="0"/>
           <w:i w:val="0"/>
         </w:rPr>
-        <w:t>ةربخلا تابلط</w:t>
+        <w:t>طلبات الخبرة</w:t>
       </w:r>
     </w:p>
     <w:p>
@@ -626,32 +610,30 @@
           <w:b w:val="0"/>
           <w:i w:val="0"/>
         </w:rPr>
-        <w:t>ماكحألا</w:t>
+        <w:t>الأحكام</w:t>
       </w:r>
     </w:p>
     <w:p>
       <w:pPr>
+        <w:pStyle w:val="Heading2"/>
         <w:jc w:val="right"/>
         <w:bidi/>
       </w:pPr>
       <w:r>
-        <w:rPr>
-          <w:b w:val="0"/>
-          <w:i w:val="0"/>
-        </w:rPr>
-        <w:t>(1) تابلطلا</w:t>
+        <w:t>[الطلبات / المرفقات] ===</w:t>
+        <w:br/>
+        <w:t>الطلبات (1)</w:t>
       </w:r>
     </w:p>
     <w:p>
       <w:pPr>
+        <w:pStyle w:val="Heading2"/>
         <w:jc w:val="right"/>
         <w:bidi/>
       </w:pPr>
       <w:r>
-        <w:rPr>
-          <w:b w:val="0"/>
-          <w:i w:val="0"/>
-        </w:rPr>
+        <w:t>[المتن الفعلي: الوقائع / الأسباب / المنطوق] ===</w:t>
+        <w:br/>
         <w:t>خدمات التحقق</w:t>
       </w:r>
     </w:p>
@@ -665,7 +647,7 @@
           <w:b w:val="0"/>
           <w:i w:val="0"/>
         </w:rPr>
-        <w:t>ةينورتكلإلا تامدخلا عيمج</w:t>
+        <w:t>جميع الخدمات الإلكترونية</w:t>
       </w:r>
     </w:p>
     <w:p>
@@ -678,7 +660,7 @@
           <w:b w:val="0"/>
           <w:i w:val="0"/>
         </w:rPr>
-        <w:t>نيصخرملا لياح</w:t>
+        <w:t>حايل المرخصين</w:t>
       </w:r>
     </w:p>
     <w:p>
@@ -717,7 +699,7 @@
           <w:b w:val="0"/>
           <w:i w:val="0"/>
         </w:rPr>
-        <w:t>بلطلا عون</w:t>
+        <w:t>نوع الطلب</w:t>
       </w:r>
     </w:p>
     <w:p>
@@ -743,7 +725,7 @@
           <w:b w:val="0"/>
           <w:i w:val="0"/>
         </w:rPr>
-        <w:t>تارارقلا</w:t>
+        <w:t>القرارات</w:t>
       </w:r>
     </w:p>
     <w:p>
@@ -845,7 +827,7 @@
           <w:b w:val="0"/>
           <w:i w:val="0"/>
         </w:rPr>
-        <w:t>2021 © ةظوفحم قوقحلا عيمج ماكحلاو طورشلا</w:t>
+        <w:t>الشروط والحكام جميع الحقوق محفوظة © 2021</w:t>
       </w:r>
     </w:p>
     <w:p>
